--- a/Rapport_analyse.docx
+++ b/Rapport_analyse.docx
@@ -1,6 +1,6 @@
 
 <file path=word/document.xml><?xml version="1.0" encoding="utf-8"?>
-<w:document xmlns:wpc="http://schemas.microsoft.com/office/word/2010/wordprocessingCanvas" xmlns:cx="http://schemas.microsoft.com/office/drawing/2014/chartex" xmlns:cx1="http://schemas.microsoft.com/office/drawing/2015/9/8/chartex" xmlns:cx2="http://schemas.microsoft.com/office/drawing/2015/10/21/chartex" xmlns:cx3="http://schemas.microsoft.com/office/drawing/2016/5/9/chartex" xmlns:cx4="http://schemas.microsoft.com/office/drawing/2016/5/10/chartex" xmlns:cx5="http://schemas.microsoft.com/office/drawing/2016/5/11/chartex" xmlns:cx6="http://schemas.microsoft.com/office/drawing/2016/5/12/chartex" xmlns:cx7="http://schemas.microsoft.com/office/drawing/2016/5/13/chartex" xmlns:cx8="http://schemas.microsoft.com/office/drawing/2016/5/14/chartex" xmlns:mc="http://schemas.openxmlformats.org/markup-compatibility/2006" xmlns:aink="http://schemas.microsoft.com/office/drawing/2016/ink" xmlns:am3d="http://schemas.microsoft.com/office/drawing/2017/model3d" xmlns:o="urn:schemas-microsoft-com:office:office" xmlns:oel="http://schemas.microsoft.com/office/2019/extlst" xmlns:r="http://schemas.openxmlformats.org/officeDocument/2006/relationships" xmlns:m="http://schemas.openxmlformats.org/officeDocument/2006/math" xmlns:v="urn:schemas-microsoft-com:vml" xmlns:wp14="http://schemas.microsoft.com/office/word/2010/wordprocessingDrawing" xmlns:wp="http://schemas.openxmlformats.org/drawingml/2006/wordprocessingDrawing" xmlns:w10="urn:schemas-microsoft-com:office:word" xmlns:w="http://schemas.openxmlformats.org/wordprocessingml/2006/main" xmlns:w14="http://schemas.microsoft.com/office/word/2010/wordml" xmlns:w15="http://schemas.microsoft.com/office/word/2012/wordml" xmlns:w16cex="http://schemas.microsoft.com/office/word/2018/wordml/cex" xmlns:w16cid="http://schemas.microsoft.com/office/word/2016/wordml/cid" xmlns:w16="http://schemas.microsoft.com/office/word/2018/wordml" xmlns:w16sdtdh="http://schemas.microsoft.com/office/word/2020/wordml/sdtdatahash" xmlns:w16se="http://schemas.microsoft.com/office/word/2015/wordml/symex" xmlns:wpg="http://schemas.microsoft.com/office/word/2010/wordprocessingGroup" xmlns:wpi="http://schemas.microsoft.com/office/word/2010/wordprocessingInk" xmlns:wne="http://schemas.microsoft.com/office/word/2006/wordml" xmlns:wps="http://schemas.microsoft.com/office/word/2010/wordprocessingShape" mc:Ignorable="w14 w15 w16se w16cid w16 w16cex w16sdtdh wp14">
+<w:document xmlns:wpc="http://schemas.microsoft.com/office/word/2010/wordprocessingCanvas" xmlns:cx="http://schemas.microsoft.com/office/drawing/2014/chartex" xmlns:cx1="http://schemas.microsoft.com/office/drawing/2015/9/8/chartex" xmlns:cx2="http://schemas.microsoft.com/office/drawing/2015/10/21/chartex" xmlns:cx3="http://schemas.microsoft.com/office/drawing/2016/5/9/chartex" xmlns:cx4="http://schemas.microsoft.com/office/drawing/2016/5/10/chartex" xmlns:cx5="http://schemas.microsoft.com/office/drawing/2016/5/11/chartex" xmlns:cx6="http://schemas.microsoft.com/office/drawing/2016/5/12/chartex" xmlns:cx7="http://schemas.microsoft.com/office/drawing/2016/5/13/chartex" xmlns:cx8="http://schemas.microsoft.com/office/drawing/2016/5/14/chartex" xmlns:mc="http://schemas.openxmlformats.org/markup-compatibility/2006" xmlns:aink="http://schemas.microsoft.com/office/drawing/2016/ink" xmlns:am3d="http://schemas.microsoft.com/office/drawing/2017/model3d" xmlns:o="urn:schemas-microsoft-com:office:office" xmlns:oel="http://schemas.microsoft.com/office/2019/extlst" xmlns:r="http://schemas.openxmlformats.org/officeDocument/2006/relationships" xmlns:m="http://schemas.openxmlformats.org/officeDocument/2006/math" xmlns:v="urn:schemas-microsoft-com:vml" xmlns:wp14="http://schemas.microsoft.com/office/word/2010/wordprocessingDrawing" xmlns:wp="http://schemas.openxmlformats.org/drawingml/2006/wordprocessingDrawing" xmlns:w10="urn:schemas-microsoft-com:office:word" xmlns:w="http://schemas.openxmlformats.org/wordprocessingml/2006/main" xmlns:w14="http://schemas.microsoft.com/office/word/2010/wordml" xmlns:w15="http://schemas.microsoft.com/office/word/2012/wordml" xmlns:w16cex="http://schemas.microsoft.com/office/word/2018/wordml/cex" xmlns:w16cid="http://schemas.microsoft.com/office/word/2016/wordml/cid" xmlns:w16="http://schemas.microsoft.com/office/word/2018/wordml" xmlns:w16du="http://schemas.microsoft.com/office/word/2023/wordml/word16du" xmlns:w16sdtdh="http://schemas.microsoft.com/office/word/2020/wordml/sdtdatahash" xmlns:w16sdtfl="http://schemas.microsoft.com/office/word/2024/wordml/sdtformatlock" xmlns:w16se="http://schemas.microsoft.com/office/word/2015/wordml/symex" xmlns:wpg="http://schemas.microsoft.com/office/word/2010/wordprocessingGroup" xmlns:wpi="http://schemas.microsoft.com/office/word/2010/wordprocessingInk" xmlns:wne="http://schemas.microsoft.com/office/word/2006/wordml" xmlns:wps="http://schemas.microsoft.com/office/word/2010/wordprocessingShape" mc:Ignorable="w14 w15 w16se w16cid w16 w16cex w16sdtdh w16sdtfl w16du wp14">
   <w:body>
     <w:p>
       <w:pPr>
@@ -20,49 +20,20 @@
     </w:p>
     <w:p>
       <w:r>
-        <w:t xml:space="preserve">L’analyse se sépare En 2 </w:t>
-      </w:r>
-      <w:proofErr w:type="gramStart"/>
-      <w:r>
-        <w:t>partie .</w:t>
-      </w:r>
-      <w:proofErr w:type="gramEnd"/>
-      <w:r>
-        <w:t xml:space="preserve"> Le </w:t>
-      </w:r>
-      <w:proofErr w:type="spellStart"/>
-      <w:r>
-        <w:t>raport</w:t>
-      </w:r>
-      <w:proofErr w:type="spellEnd"/>
-      <w:r>
-        <w:t xml:space="preserve"> de stat sur </w:t>
-      </w:r>
-      <w:proofErr w:type="spellStart"/>
-      <w:r>
-        <w:t>advantofCode</w:t>
-      </w:r>
-      <w:proofErr w:type="spellEnd"/>
-      <w:r>
-        <w:t xml:space="preserve"> et des résultats de performance par jour. Partie 3 : l’approche qu’on a utilisé par jour.</w:t>
+        <w:t>L’analyse se sépare En 2 partie . Le raport de stat sur advantofCode et des résultats de performance par jour. Partie 3 : l’approche qu’on a utilisé par jour.</w:t>
       </w:r>
     </w:p>
     <w:p>
       <w:r>
-        <w:t xml:space="preserve">Stats par personnes dans </w:t>
-      </w:r>
-      <w:proofErr w:type="gramStart"/>
-      <w:r>
-        <w:t>le groupes</w:t>
-      </w:r>
-      <w:proofErr w:type="gramEnd"/>
-      <w:r>
-        <w:t> : (Tri Uyen)</w:t>
+        <w:t>Stats par personnes dans le groupes : (Tri Uyen)</w:t>
       </w:r>
       <w:r>
         <w:br/>
       </w:r>
       <w:r>
+        <w:rPr>
+          <w:noProof/>
+        </w:rPr>
         <w:drawing>
           <wp:inline distT="0" distB="0" distL="0" distR="0" wp14:anchorId="0307436B" wp14:editId="14F0D587">
             <wp:extent cx="5731510" cy="2481580"/>
@@ -100,7 +71,62 @@
         </w:drawing>
       </w:r>
     </w:p>
-    <w:p/>
+    <w:p>
+      <w:r>
+        <w:drawing>
+          <wp:anchor distT="0" distB="0" distL="114300" distR="114300" simplePos="0" relativeHeight="251658240" behindDoc="0" locked="0" layoutInCell="1" allowOverlap="1" wp14:anchorId="01C840CB" wp14:editId="4DD8253E">
+            <wp:simplePos x="0" y="0"/>
+            <wp:positionH relativeFrom="margin">
+              <wp:align>right</wp:align>
+            </wp:positionH>
+            <wp:positionV relativeFrom="paragraph">
+              <wp:posOffset>227965</wp:posOffset>
+            </wp:positionV>
+            <wp:extent cx="5731510" cy="2805430"/>
+            <wp:effectExtent l="0" t="0" r="2540" b="0"/>
+            <wp:wrapSquare wrapText="bothSides"/>
+            <wp:docPr id="1855092029" name="Image 1"/>
+            <wp:cNvGraphicFramePr>
+              <a:graphicFrameLocks xmlns:a="http://schemas.openxmlformats.org/drawingml/2006/main" noChangeAspect="1"/>
+            </wp:cNvGraphicFramePr>
+            <a:graphic xmlns:a="http://schemas.openxmlformats.org/drawingml/2006/main">
+              <a:graphicData uri="http://schemas.openxmlformats.org/drawingml/2006/picture">
+                <pic:pic xmlns:pic="http://schemas.openxmlformats.org/drawingml/2006/picture">
+                  <pic:nvPicPr>
+                    <pic:cNvPr id="1855092029" name=""/>
+                    <pic:cNvPicPr/>
+                  </pic:nvPicPr>
+                  <pic:blipFill>
+                    <a:blip r:embed="rId5">
+                      <a:extLst>
+                        <a:ext uri="{28A0092B-C50C-407E-A947-70E740481C1C}">
+                          <a14:useLocalDpi xmlns:a14="http://schemas.microsoft.com/office/drawing/2010/main" val="0"/>
+                        </a:ext>
+                      </a:extLst>
+                    </a:blip>
+                    <a:stretch>
+                      <a:fillRect/>
+                    </a:stretch>
+                  </pic:blipFill>
+                  <pic:spPr>
+                    <a:xfrm>
+                      <a:off x="0" y="0"/>
+                      <a:ext cx="5731510" cy="2805430"/>
+                    </a:xfrm>
+                    <a:prstGeom prst="rect">
+                      <a:avLst/>
+                    </a:prstGeom>
+                  </pic:spPr>
+                </pic:pic>
+              </a:graphicData>
+            </a:graphic>
+          </wp:anchor>
+        </w:drawing>
+      </w:r>
+      <w:r>
+        <w:t>Stats par personnes dans le group (Antoine)</w:t>
+      </w:r>
+    </w:p>
     <w:sectPr>
       <w:pgSz w:w="11906" w:h="16838"/>
       <w:pgMar w:top="1440" w:right="1440" w:bottom="1440" w:left="1440" w:header="708" w:footer="708" w:gutter="0"/>
@@ -112,7 +138,7 @@
 </file>
 
 <file path=word/styles.xml><?xml version="1.0" encoding="utf-8"?>
-<w:styles xmlns:mc="http://schemas.openxmlformats.org/markup-compatibility/2006" xmlns:r="http://schemas.openxmlformats.org/officeDocument/2006/relationships" xmlns:w="http://schemas.openxmlformats.org/wordprocessingml/2006/main" xmlns:w14="http://schemas.microsoft.com/office/word/2010/wordml" xmlns:w15="http://schemas.microsoft.com/office/word/2012/wordml" xmlns:w16cex="http://schemas.microsoft.com/office/word/2018/wordml/cex" xmlns:w16cid="http://schemas.microsoft.com/office/word/2016/wordml/cid" xmlns:w16="http://schemas.microsoft.com/office/word/2018/wordml" xmlns:w16sdtdh="http://schemas.microsoft.com/office/word/2020/wordml/sdtdatahash" xmlns:w16se="http://schemas.microsoft.com/office/word/2015/wordml/symex" mc:Ignorable="w14 w15 w16se w16cid w16 w16cex w16sdtdh">
+<w:styles xmlns:mc="http://schemas.openxmlformats.org/markup-compatibility/2006" xmlns:r="http://schemas.openxmlformats.org/officeDocument/2006/relationships" xmlns:w="http://schemas.openxmlformats.org/wordprocessingml/2006/main" xmlns:w14="http://schemas.microsoft.com/office/word/2010/wordml" xmlns:w15="http://schemas.microsoft.com/office/word/2012/wordml" xmlns:w16cex="http://schemas.microsoft.com/office/word/2018/wordml/cex" xmlns:w16cid="http://schemas.microsoft.com/office/word/2016/wordml/cid" xmlns:w16="http://schemas.microsoft.com/office/word/2018/wordml" xmlns:w16du="http://schemas.microsoft.com/office/word/2023/wordml/word16du" xmlns:w16sdtdh="http://schemas.microsoft.com/office/word/2020/wordml/sdtdatahash" xmlns:w16sdtfl="http://schemas.microsoft.com/office/word/2024/wordml/sdtformatlock" xmlns:w16se="http://schemas.microsoft.com/office/word/2015/wordml/symex" mc:Ignorable="w14 w15 w16se w16cid w16 w16cex w16sdtdh w16sdtfl w16du">
   <w:docDefaults>
     <w:rPrDefault>
       <w:rPr>
@@ -512,13 +538,13 @@
     <w:name w:val="Normal"/>
     <w:qFormat/>
   </w:style>
-  <w:style w:type="character" w:default="1" w:styleId="DefaultParagraphFont">
+  <w:style w:type="character" w:default="1" w:styleId="Policepardfaut">
     <w:name w:val="Default Paragraph Font"/>
     <w:uiPriority w:val="1"/>
     <w:semiHidden/>
     <w:unhideWhenUsed/>
   </w:style>
-  <w:style w:type="table" w:default="1" w:styleId="TableNormal">
+  <w:style w:type="table" w:default="1" w:styleId="TableauNormal">
     <w:name w:val="Normal Table"/>
     <w:uiPriority w:val="99"/>
     <w:semiHidden/>
@@ -533,7 +559,7 @@
       </w:tblCellMar>
     </w:tblPr>
   </w:style>
-  <w:style w:type="numbering" w:default="1" w:styleId="NoList">
+  <w:style w:type="numbering" w:default="1" w:styleId="Aucuneliste">
     <w:name w:val="No List"/>
     <w:uiPriority w:val="99"/>
     <w:semiHidden/>

--- a/Rapport_analyse.docx
+++ b/Rapport_analyse.docx
@@ -20,15 +20,7 @@
     </w:p>
     <w:p>
       <w:r>
-        <w:t xml:space="preserve">L’analyse se sépare En 2 </w:t>
-      </w:r>
-      <w:proofErr w:type="gramStart"/>
-      <w:r>
-        <w:t>partie .</w:t>
-      </w:r>
-      <w:proofErr w:type="gramEnd"/>
-      <w:r>
-        <w:t xml:space="preserve"> Le </w:t>
+        <w:t xml:space="preserve">L’analyse se sépare En 2 partie . Le </w:t>
       </w:r>
       <w:proofErr w:type="spellStart"/>
       <w:r>
@@ -49,20 +41,15 @@
     </w:p>
     <w:p>
       <w:r>
-        <w:t xml:space="preserve">Stats par personnes dans </w:t>
-      </w:r>
-      <w:proofErr w:type="gramStart"/>
-      <w:r>
-        <w:t>le groupes</w:t>
-      </w:r>
-      <w:proofErr w:type="gramEnd"/>
-      <w:r>
-        <w:t> : (Tri Uyen)</w:t>
+        <w:t>Stats par personnes dans le groupes : (Tri Uyen)</w:t>
       </w:r>
       <w:r>
         <w:br/>
       </w:r>
       <w:r>
+        <w:rPr>
+          <w:noProof/>
+        </w:rPr>
         <w:drawing>
           <wp:inline distT="0" distB="0" distL="0" distR="0" wp14:anchorId="0307436B" wp14:editId="14F0D587">
             <wp:extent cx="5731510" cy="2481580"/>
@@ -101,6 +88,175 @@
       </w:r>
     </w:p>
     <w:p/>
+    <w:p>
+      <w:r>
+        <w:t xml:space="preserve">Day 1 : (Problème) : Trouver </w:t>
+      </w:r>
+      <w:r>
+        <w:t xml:space="preserve">un mot de passe qui dépends d’une horloge. </w:t>
+      </w:r>
+      <w:r>
+        <w:t>Nous avons un pattern de la rotation</w:t>
+      </w:r>
+      <w:r>
+        <w:t>. On a un doc input avec une série de info de rotation gauche ou droite et distance e rotation.</w:t>
+      </w:r>
+    </w:p>
+    <w:p>
+      <w:r>
+        <w:t>Partie 1 Réponse : 980</w:t>
+      </w:r>
+    </w:p>
+    <w:p/>
+    <w:p/>
+    <w:p/>
+    <w:p/>
+    <w:p>
+      <w:pPr>
+        <w:rPr>
+          <w:lang w:val="en-US"/>
+        </w:rPr>
+      </w:pPr>
+      <w:r>
+        <w:rPr>
+          <w:lang w:val="en-US"/>
+        </w:rPr>
+        <w:t>Day 5 :</w:t>
+      </w:r>
+    </w:p>
+    <w:p>
+      <w:r>
+        <w:lastRenderedPageBreak/>
+        <w:drawing>
+          <wp:inline distT="0" distB="0" distL="0" distR="0" wp14:anchorId="33E4C393" wp14:editId="56A2ABA6">
+            <wp:extent cx="5731510" cy="3410585"/>
+            <wp:effectExtent l="0" t="0" r="2540" b="0"/>
+            <wp:docPr id="4" name="Picture 4"/>
+            <wp:cNvGraphicFramePr>
+              <a:graphicFrameLocks xmlns:a="http://schemas.openxmlformats.org/drawingml/2006/main" noChangeAspect="1"/>
+            </wp:cNvGraphicFramePr>
+            <a:graphic xmlns:a="http://schemas.openxmlformats.org/drawingml/2006/main">
+              <a:graphicData uri="http://schemas.openxmlformats.org/drawingml/2006/picture">
+                <pic:pic xmlns:pic="http://schemas.openxmlformats.org/drawingml/2006/picture">
+                  <pic:nvPicPr>
+                    <pic:cNvPr id="1" name=""/>
+                    <pic:cNvPicPr/>
+                  </pic:nvPicPr>
+                  <pic:blipFill>
+                    <a:blip r:embed="rId5"/>
+                    <a:stretch>
+                      <a:fillRect/>
+                    </a:stretch>
+                  </pic:blipFill>
+                  <pic:spPr>
+                    <a:xfrm>
+                      <a:off x="0" y="0"/>
+                      <a:ext cx="5731510" cy="3410585"/>
+                    </a:xfrm>
+                    <a:prstGeom prst="rect">
+                      <a:avLst/>
+                    </a:prstGeom>
+                  </pic:spPr>
+                </pic:pic>
+              </a:graphicData>
+            </a:graphic>
+          </wp:inline>
+        </w:drawing>
+      </w:r>
+    </w:p>
+    <w:p/>
+    <w:p/>
+    <w:p>
+      <w:r>
+        <w:t>Day 6 :</w:t>
+      </w:r>
+    </w:p>
+    <w:p>
+      <w:r>
+        <w:drawing>
+          <wp:inline distT="0" distB="0" distL="0" distR="0" wp14:anchorId="35620429" wp14:editId="2723C430">
+            <wp:extent cx="5731510" cy="3503930"/>
+            <wp:effectExtent l="0" t="0" r="2540" b="1270"/>
+            <wp:docPr id="3" name="Picture 3"/>
+            <wp:cNvGraphicFramePr>
+              <a:graphicFrameLocks xmlns:a="http://schemas.openxmlformats.org/drawingml/2006/main" noChangeAspect="1"/>
+            </wp:cNvGraphicFramePr>
+            <a:graphic xmlns:a="http://schemas.openxmlformats.org/drawingml/2006/main">
+              <a:graphicData uri="http://schemas.openxmlformats.org/drawingml/2006/picture">
+                <pic:pic xmlns:pic="http://schemas.openxmlformats.org/drawingml/2006/picture">
+                  <pic:nvPicPr>
+                    <pic:cNvPr id="1" name=""/>
+                    <pic:cNvPicPr/>
+                  </pic:nvPicPr>
+                  <pic:blipFill>
+                    <a:blip r:embed="rId6"/>
+                    <a:stretch>
+                      <a:fillRect/>
+                    </a:stretch>
+                  </pic:blipFill>
+                  <pic:spPr>
+                    <a:xfrm>
+                      <a:off x="0" y="0"/>
+                      <a:ext cx="5731510" cy="3503930"/>
+                    </a:xfrm>
+                    <a:prstGeom prst="rect">
+                      <a:avLst/>
+                    </a:prstGeom>
+                  </pic:spPr>
+                </pic:pic>
+              </a:graphicData>
+            </a:graphic>
+          </wp:inline>
+        </w:drawing>
+      </w:r>
+    </w:p>
+    <w:p/>
+    <w:p/>
+    <w:p>
+      <w:r>
+        <w:t xml:space="preserve">Day 7 : </w:t>
+      </w:r>
+    </w:p>
+    <w:p>
+      <w:r>
+        <w:lastRenderedPageBreak/>
+        <w:drawing>
+          <wp:inline distT="0" distB="0" distL="0" distR="0" wp14:anchorId="0311192D" wp14:editId="60BCD002">
+            <wp:extent cx="5731510" cy="3528695"/>
+            <wp:effectExtent l="0" t="0" r="2540" b="0"/>
+            <wp:docPr id="5" name="Picture 5"/>
+            <wp:cNvGraphicFramePr>
+              <a:graphicFrameLocks xmlns:a="http://schemas.openxmlformats.org/drawingml/2006/main" noChangeAspect="1"/>
+            </wp:cNvGraphicFramePr>
+            <a:graphic xmlns:a="http://schemas.openxmlformats.org/drawingml/2006/main">
+              <a:graphicData uri="http://schemas.openxmlformats.org/drawingml/2006/picture">
+                <pic:pic xmlns:pic="http://schemas.openxmlformats.org/drawingml/2006/picture">
+                  <pic:nvPicPr>
+                    <pic:cNvPr id="1" name=""/>
+                    <pic:cNvPicPr/>
+                  </pic:nvPicPr>
+                  <pic:blipFill>
+                    <a:blip r:embed="rId7"/>
+                    <a:stretch>
+                      <a:fillRect/>
+                    </a:stretch>
+                  </pic:blipFill>
+                  <pic:spPr>
+                    <a:xfrm>
+                      <a:off x="0" y="0"/>
+                      <a:ext cx="5731510" cy="3528695"/>
+                    </a:xfrm>
+                    <a:prstGeom prst="rect">
+                      <a:avLst/>
+                    </a:prstGeom>
+                  </pic:spPr>
+                </pic:pic>
+              </a:graphicData>
+            </a:graphic>
+          </wp:inline>
+        </w:drawing>
+      </w:r>
+    </w:p>
     <w:sectPr>
       <w:pgSz w:w="11906" w:h="16838"/>
       <w:pgMar w:top="1440" w:right="1440" w:bottom="1440" w:left="1440" w:header="708" w:footer="708" w:gutter="0"/>

--- a/Rapport_analyse.docx
+++ b/Rapport_analyse.docx
@@ -20,28 +20,19 @@
     </w:p>
     <w:p>
       <w:r>
-        <w:t xml:space="preserve">L’analyse se sépare En 2 partie . Le </w:t>
-      </w:r>
-      <w:proofErr w:type="spellStart"/>
-      <w:r>
-        <w:t>raport</w:t>
-      </w:r>
-      <w:proofErr w:type="spellEnd"/>
-      <w:r>
-        <w:t xml:space="preserve"> de stat sur </w:t>
-      </w:r>
-      <w:proofErr w:type="spellStart"/>
-      <w:r>
-        <w:t>advantofCode</w:t>
-      </w:r>
-      <w:proofErr w:type="spellEnd"/>
-      <w:r>
-        <w:t xml:space="preserve"> et des résultats de performance par jour. Partie 3 : l’approche qu’on a utilisé par jour.</w:t>
-      </w:r>
-    </w:p>
-    <w:p>
-      <w:r>
         <w:t>Stats par personnes dans le groupes : (Tri Uyen)</w:t>
+      </w:r>
+      <w:r>
+        <w:br/>
+        <w:t>Les jours complète allant du 1 au 10 . On a eu des soucis sur le jours 10 , 11, 12</w:t>
+      </w:r>
+      <w:r>
+        <w:t>.</w:t>
+      </w:r>
+    </w:p>
+    <w:p>
+      <w:r>
+        <w:t>On vous présentera 2 cas ci-dessous. Jour 1 et Jour 6 et quelle était notre approche pour l’optimisé.</w:t>
       </w:r>
       <w:r>
         <w:br/>
@@ -90,6 +81,11 @@
     <w:p/>
     <w:p>
       <w:r>
+        <w:t xml:space="preserve">L’emplacement des stats de criterion : </w:t>
+      </w:r>
+    </w:p>
+    <w:p>
+      <w:r>
         <w:t xml:space="preserve">Day 1 : (Problème) : Trouver </w:t>
       </w:r>
       <w:r>
@@ -103,35 +99,276 @@
       </w:r>
     </w:p>
     <w:p>
-      <w:r>
+      <w:pPr>
+        <w:rPr>
+          <w:lang w:val="en-US"/>
+        </w:rPr>
+      </w:pPr>
+      <w:r>
+        <w:rPr>
+          <w:lang w:val="en-US"/>
+        </w:rPr>
         <w:t>Partie 1 Réponse : 980</w:t>
       </w:r>
     </w:p>
-    <w:p/>
-    <w:p/>
-    <w:p/>
-    <w:p/>
     <w:p>
       <w:pPr>
-        <w:rPr>
-          <w:lang w:val="en-US"/>
+        <w:spacing w:after="0" w:line="240" w:lineRule="auto"/>
+        <w:rPr>
+          <w:rFonts w:ascii="Arial" w:eastAsia="Times New Roman" w:hAnsi="Arial" w:cs="Arial"/>
+          <w:kern w:val="0"/>
+          <w:sz w:val="24"/>
+          <w:szCs w:val="24"/>
+          <w14:ligatures w14:val="none"/>
         </w:rPr>
       </w:pPr>
       <w:r>
         <w:rPr>
-          <w:lang w:val="en-US"/>
-        </w:rPr>
-        <w:t>Day 5 :</w:t>
-      </w:r>
-    </w:p>
-    <w:p>
-      <w:r>
-        <w:lastRenderedPageBreak/>
+          <w:rFonts w:ascii="Arial" w:eastAsia="Times New Roman" w:hAnsi="Arial" w:cs="Arial"/>
+          <w:kern w:val="0"/>
+          <w:sz w:val="24"/>
+          <w:szCs w:val="24"/>
+          <w14:ligatures w14:val="none"/>
+        </w:rPr>
+        <w:t xml:space="preserve"> </w:t>
+      </w:r>
+      <w:r>
+        <w:rPr>
+          <w:rFonts w:ascii="Arial" w:eastAsia="Times New Roman" w:hAnsi="Arial" w:cs="Arial"/>
+          <w:b/>
+          <w:bCs/>
+          <w:kern w:val="0"/>
+          <w:sz w:val="20"/>
+          <w:szCs w:val="20"/>
+          <w14:ligatures w14:val="none"/>
+        </w:rPr>
+        <w:t>i32</w:t>
+      </w:r>
+      <w:r>
+        <w:rPr>
+          <w:rFonts w:ascii="Arial" w:eastAsia="Times New Roman" w:hAnsi="Arial" w:cs="Arial"/>
+          <w:b/>
+          <w:bCs/>
+          <w:kern w:val="0"/>
+          <w:sz w:val="24"/>
+          <w:szCs w:val="24"/>
+          <w14:ligatures w14:val="none"/>
+        </w:rPr>
+        <w:t xml:space="preserve"> vs </w:t>
+      </w:r>
+      <w:r>
+        <w:rPr>
+          <w:rFonts w:ascii="Arial" w:eastAsia="Times New Roman" w:hAnsi="Arial" w:cs="Arial"/>
+          <w:b/>
+          <w:bCs/>
+          <w:kern w:val="0"/>
+          <w:sz w:val="20"/>
+          <w:szCs w:val="20"/>
+          <w14:ligatures w14:val="none"/>
+        </w:rPr>
+        <w:t>i64</w:t>
+      </w:r>
+      <w:r>
+        <w:rPr>
+          <w:rFonts w:ascii="Arial" w:eastAsia="Times New Roman" w:hAnsi="Arial" w:cs="Arial"/>
+          <w:kern w:val="0"/>
+          <w:sz w:val="24"/>
+          <w:szCs w:val="24"/>
+          <w14:ligatures w14:val="none"/>
+        </w:rPr>
+        <w:t xml:space="preserve"> : même vitesse, mais </w:t>
+      </w:r>
+      <w:r>
+        <w:rPr>
+          <w:rFonts w:ascii="Arial" w:eastAsia="Times New Roman" w:hAnsi="Arial" w:cs="Arial"/>
+          <w:kern w:val="0"/>
+          <w:sz w:val="20"/>
+          <w:szCs w:val="20"/>
+          <w14:ligatures w14:val="none"/>
+        </w:rPr>
+        <w:t>i64</w:t>
+      </w:r>
+      <w:r>
+        <w:rPr>
+          <w:rFonts w:ascii="Arial" w:eastAsia="Times New Roman" w:hAnsi="Arial" w:cs="Arial"/>
+          <w:kern w:val="0"/>
+          <w:sz w:val="24"/>
+          <w:szCs w:val="24"/>
+          <w14:ligatures w14:val="none"/>
+        </w:rPr>
+        <w:t xml:space="preserve"> te donne une marge anti-overflow gratuite. </w:t>
+      </w:r>
+    </w:p>
+    <w:p>
+      <w:pPr>
+        <w:spacing w:after="0" w:line="240" w:lineRule="auto"/>
+        <w:rPr>
+          <w:rFonts w:ascii="Arial" w:hAnsi="Arial" w:cs="Arial"/>
+        </w:rPr>
+      </w:pPr>
+      <w:r>
+        <w:rPr>
+          <w:rFonts w:ascii="Arial" w:eastAsia="Times New Roman" w:hAnsi="Arial" w:cs="Arial"/>
+          <w:kern w:val="0"/>
+          <w:sz w:val="24"/>
+          <w:szCs w:val="24"/>
+          <w14:ligatures w14:val="none"/>
+        </w:rPr>
+        <w:t xml:space="preserve"> </w:t>
+      </w:r>
+      <w:r>
+        <w:rPr>
+          <w:rFonts w:ascii="Arial" w:eastAsia="Times New Roman" w:hAnsi="Arial" w:cs="Arial"/>
+          <w:b/>
+          <w:bCs/>
+          <w:kern w:val="0"/>
+          <w:sz w:val="20"/>
+          <w:szCs w:val="20"/>
+          <w14:ligatures w14:val="none"/>
+        </w:rPr>
+        <w:t>% + if</w:t>
+      </w:r>
+      <w:r>
+        <w:rPr>
+          <w:rFonts w:ascii="Arial" w:eastAsia="Times New Roman" w:hAnsi="Arial" w:cs="Arial"/>
+          <w:b/>
+          <w:bCs/>
+          <w:kern w:val="0"/>
+          <w:sz w:val="24"/>
+          <w:szCs w:val="24"/>
+          <w14:ligatures w14:val="none"/>
+        </w:rPr>
+        <w:t xml:space="preserve"> vs </w:t>
+      </w:r>
+      <w:r>
+        <w:rPr>
+          <w:rFonts w:ascii="Arial" w:eastAsia="Times New Roman" w:hAnsi="Arial" w:cs="Arial"/>
+          <w:b/>
+          <w:bCs/>
+          <w:kern w:val="0"/>
+          <w:sz w:val="20"/>
+          <w:szCs w:val="20"/>
+          <w14:ligatures w14:val="none"/>
+        </w:rPr>
+        <w:t>rem_euclid</w:t>
+      </w:r>
+      <w:r>
+        <w:rPr>
+          <w:rFonts w:ascii="Arial" w:eastAsia="Times New Roman" w:hAnsi="Arial" w:cs="Arial"/>
+          <w:kern w:val="0"/>
+          <w:sz w:val="24"/>
+          <w:szCs w:val="24"/>
+          <w14:ligatures w14:val="none"/>
+        </w:rPr>
+        <w:t xml:space="preserve"> : font la même chose en interne, </w:t>
+      </w:r>
+      <w:r>
+        <w:rPr>
+          <w:rFonts w:ascii="Arial" w:eastAsia="Times New Roman" w:hAnsi="Arial" w:cs="Arial"/>
+          <w:kern w:val="0"/>
+          <w:sz w:val="20"/>
+          <w:szCs w:val="20"/>
+          <w14:ligatures w14:val="none"/>
+        </w:rPr>
+        <w:t>rem_euclid</w:t>
+      </w:r>
+      <w:r>
+        <w:rPr>
+          <w:rFonts w:ascii="Arial" w:eastAsia="Times New Roman" w:hAnsi="Arial" w:cs="Arial"/>
+          <w:kern w:val="0"/>
+          <w:sz w:val="24"/>
+          <w:szCs w:val="24"/>
+          <w14:ligatures w14:val="none"/>
+        </w:rPr>
+        <w:t xml:space="preserve"> est juste plus lisible et marche pour les deux directions sans cas particulier. </w:t>
+      </w:r>
+      <w:r>
+        <w:rPr>
+          <w:rFonts w:ascii="Arial" w:eastAsia="Times New Roman" w:hAnsi="Arial" w:cs="Arial"/>
+          <w:b/>
+          <w:bCs/>
+          <w:kern w:val="0"/>
+          <w:sz w:val="20"/>
+          <w:szCs w:val="20"/>
+          <w14:ligatures w14:val="none"/>
+        </w:rPr>
+        <w:t xml:space="preserve"> =&gt; pos</w:t>
+      </w:r>
+      <w:r>
+        <w:rPr>
+          <w:rFonts w:ascii="Arial" w:eastAsia="Times New Roman" w:hAnsi="Arial" w:cs="Arial"/>
+          <w:b/>
+          <w:bCs/>
+          <w:kern w:val="0"/>
+          <w:sz w:val="24"/>
+          <w:szCs w:val="24"/>
+          <w14:ligatures w14:val="none"/>
+        </w:rPr>
+        <w:t xml:space="preserve"> vs </w:t>
+      </w:r>
+      <w:r>
+        <w:rPr>
+          <w:rFonts w:ascii="Arial" w:eastAsia="Times New Roman" w:hAnsi="Arial" w:cs="Arial"/>
+          <w:b/>
+          <w:bCs/>
+          <w:kern w:val="0"/>
+          <w:sz w:val="20"/>
+          <w:szCs w:val="20"/>
+          <w14:ligatures w14:val="none"/>
+        </w:rPr>
+        <w:t>panic!</w:t>
+      </w:r>
+      <w:r>
+        <w:rPr>
+          <w:rFonts w:ascii="Arial" w:eastAsia="Times New Roman" w:hAnsi="Arial" w:cs="Arial"/>
+          <w:kern w:val="0"/>
+          <w:sz w:val="24"/>
+          <w:szCs w:val="24"/>
+          <w14:ligatures w14:val="none"/>
+        </w:rPr>
+        <w:t xml:space="preserve"> : la v1 ignore silencieusement les entrées invalides, la v2 crashe immédiatement — préfère </w:t>
+      </w:r>
+      <w:r>
+        <w:rPr>
+          <w:rFonts w:ascii="Arial" w:eastAsia="Times New Roman" w:hAnsi="Arial" w:cs="Arial"/>
+          <w:kern w:val="0"/>
+          <w:sz w:val="20"/>
+          <w:szCs w:val="20"/>
+          <w14:ligatures w14:val="none"/>
+        </w:rPr>
+        <w:t>panic!</w:t>
+      </w:r>
+      <w:r>
+        <w:rPr>
+          <w:rFonts w:ascii="Arial" w:eastAsia="Times New Roman" w:hAnsi="Arial" w:cs="Arial"/>
+          <w:kern w:val="0"/>
+          <w:sz w:val="24"/>
+          <w:szCs w:val="24"/>
+          <w14:ligatures w14:val="none"/>
+        </w:rPr>
+        <w:t xml:space="preserve"> en AoC pour repérer les bugs tout de suite.</w:t>
+      </w:r>
+    </w:p>
+    <w:p>
+      <w:pPr>
+        <w:rPr>
+          <w:lang w:val="en-US"/>
+        </w:rPr>
+      </w:pPr>
+      <w:r>
         <w:drawing>
-          <wp:inline distT="0" distB="0" distL="0" distR="0" wp14:anchorId="33E4C393" wp14:editId="56A2ABA6">
-            <wp:extent cx="5731510" cy="3410585"/>
-            <wp:effectExtent l="0" t="0" r="2540" b="0"/>
-            <wp:docPr id="4" name="Picture 4"/>
+          <wp:anchor distT="0" distB="0" distL="114300" distR="114300" simplePos="0" relativeHeight="251660288" behindDoc="0" locked="0" layoutInCell="1" allowOverlap="1" wp14:anchorId="2F31A47F" wp14:editId="59B7467E">
+            <wp:simplePos x="0" y="0"/>
+            <wp:positionH relativeFrom="margin">
+              <wp:posOffset>0</wp:posOffset>
+            </wp:positionH>
+            <wp:positionV relativeFrom="paragraph">
+              <wp:posOffset>377248</wp:posOffset>
+            </wp:positionV>
+            <wp:extent cx="2867660" cy="1595755"/>
+            <wp:effectExtent l="0" t="0" r="8890" b="4445"/>
+            <wp:wrapSquare wrapText="bothSides"/>
+            <wp:docPr id="9" name="Picture 9"/>
             <wp:cNvGraphicFramePr>
               <a:graphicFrameLocks xmlns:a="http://schemas.openxmlformats.org/drawingml/2006/main" noChangeAspect="1"/>
             </wp:cNvGraphicFramePr>
@@ -143,7 +380,13 @@
                     <pic:cNvPicPr/>
                   </pic:nvPicPr>
                   <pic:blipFill>
-                    <a:blip r:embed="rId5"/>
+                    <a:blip r:embed="rId5" cstate="print">
+                      <a:extLst>
+                        <a:ext uri="{28A0092B-C50C-407E-A947-70E740481C1C}">
+                          <a14:useLocalDpi xmlns:a14="http://schemas.microsoft.com/office/drawing/2010/main" val="0"/>
+                        </a:ext>
+                      </a:extLst>
+                    </a:blip>
                     <a:stretch>
                       <a:fillRect/>
                     </a:stretch>
@@ -151,7 +394,7 @@
                   <pic:spPr>
                     <a:xfrm>
                       <a:off x="0" y="0"/>
-                      <a:ext cx="5731510" cy="3410585"/>
+                      <a:ext cx="2867660" cy="1595755"/>
                     </a:xfrm>
                     <a:prstGeom prst="rect">
                       <a:avLst/>
@@ -160,24 +403,87 @@
                 </pic:pic>
               </a:graphicData>
             </a:graphic>
-          </wp:inline>
+            <wp14:sizeRelH relativeFrom="margin">
+              <wp14:pctWidth>0</wp14:pctWidth>
+            </wp14:sizeRelH>
+            <wp14:sizeRelV relativeFrom="margin">
+              <wp14:pctHeight>0</wp14:pctHeight>
+            </wp14:sizeRelV>
+          </wp:anchor>
         </w:drawing>
       </w:r>
-    </w:p>
-    <w:p/>
-    <w:p/>
-    <w:p>
-      <w:r>
-        <w:t>Day 6 :</w:t>
-      </w:r>
-    </w:p>
-    <w:p>
+      <w:r>
+        <w:rPr>
+          <w:lang w:val="en-US"/>
+        </w:rPr>
+        <w:t>Old_day 1 :</w:t>
+      </w:r>
+      <w:r>
+        <w:rPr>
+          <w:lang w:val="en-US"/>
+        </w:rPr>
+        <w:tab/>
+      </w:r>
+      <w:r>
+        <w:rPr>
+          <w:lang w:val="en-US"/>
+        </w:rPr>
+        <w:tab/>
+      </w:r>
+      <w:r>
+        <w:rPr>
+          <w:lang w:val="en-US"/>
+        </w:rPr>
+        <w:tab/>
+      </w:r>
+      <w:r>
+        <w:rPr>
+          <w:lang w:val="en-US"/>
+        </w:rPr>
+        <w:tab/>
+      </w:r>
+      <w:r>
+        <w:rPr>
+          <w:lang w:val="en-US"/>
+        </w:rPr>
+        <w:tab/>
+      </w:r>
+      <w:r>
+        <w:rPr>
+          <w:lang w:val="en-US"/>
+        </w:rPr>
+        <w:tab/>
+        <w:t xml:space="preserve">     Current Day 1</w:t>
+      </w:r>
+    </w:p>
+    <w:p>
+      <w:pPr>
+        <w:rPr>
+          <w:lang w:val="en-US"/>
+        </w:rPr>
+      </w:pPr>
       <w:r>
         <w:drawing>
-          <wp:inline distT="0" distB="0" distL="0" distR="0" wp14:anchorId="35620429" wp14:editId="2723C430">
-            <wp:extent cx="5731510" cy="3503930"/>
-            <wp:effectExtent l="0" t="0" r="2540" b="1270"/>
-            <wp:docPr id="3" name="Picture 3"/>
+          <wp:anchor distT="0" distB="0" distL="114300" distR="114300" simplePos="0" relativeHeight="251659264" behindDoc="1" locked="0" layoutInCell="1" allowOverlap="1" wp14:anchorId="1154BC9D" wp14:editId="4D23587B">
+            <wp:simplePos x="0" y="0"/>
+            <wp:positionH relativeFrom="margin">
+              <wp:posOffset>3291840</wp:posOffset>
+            </wp:positionH>
+            <wp:positionV relativeFrom="paragraph">
+              <wp:posOffset>104833</wp:posOffset>
+            </wp:positionV>
+            <wp:extent cx="2885202" cy="1554480"/>
+            <wp:effectExtent l="0" t="0" r="0" b="7620"/>
+            <wp:wrapTight wrapText="bothSides">
+              <wp:wrapPolygon edited="0">
+                <wp:start x="0" y="0"/>
+                <wp:lineTo x="0" y="21441"/>
+                <wp:lineTo x="21396" y="21441"/>
+                <wp:lineTo x="21396" y="0"/>
+                <wp:lineTo x="0" y="0"/>
+              </wp:wrapPolygon>
+            </wp:wrapTight>
+            <wp:docPr id="8" name="Picture 8"/>
             <wp:cNvGraphicFramePr>
               <a:graphicFrameLocks xmlns:a="http://schemas.openxmlformats.org/drawingml/2006/main" noChangeAspect="1"/>
             </wp:cNvGraphicFramePr>
@@ -189,7 +495,13 @@
                     <pic:cNvPicPr/>
                   </pic:nvPicPr>
                   <pic:blipFill>
-                    <a:blip r:embed="rId6"/>
+                    <a:blip r:embed="rId6" cstate="print">
+                      <a:extLst>
+                        <a:ext uri="{28A0092B-C50C-407E-A947-70E740481C1C}">
+                          <a14:useLocalDpi xmlns:a14="http://schemas.microsoft.com/office/drawing/2010/main" val="0"/>
+                        </a:ext>
+                      </a:extLst>
+                    </a:blip>
                     <a:stretch>
                       <a:fillRect/>
                     </a:stretch>
@@ -197,7 +509,7 @@
                   <pic:spPr>
                     <a:xfrm>
                       <a:off x="0" y="0"/>
-                      <a:ext cx="5731510" cy="3503930"/>
+                      <a:ext cx="2885202" cy="1554480"/>
                     </a:xfrm>
                     <a:prstGeom prst="rect">
                       <a:avLst/>
@@ -206,25 +518,42 @@
                 </pic:pic>
               </a:graphicData>
             </a:graphic>
-          </wp:inline>
+          </wp:anchor>
         </w:drawing>
       </w:r>
     </w:p>
-    <w:p/>
-    <w:p/>
-    <w:p>
-      <w:r>
-        <w:t xml:space="preserve">Day 7 : </w:t>
-      </w:r>
-    </w:p>
-    <w:p>
-      <w:r>
-        <w:lastRenderedPageBreak/>
+    <w:p>
+      <w:pPr>
+        <w:rPr>
+          <w:lang w:val="en-US"/>
+        </w:rPr>
+      </w:pPr>
+    </w:p>
+    <w:p>
+      <w:pPr>
+        <w:rPr>
+          <w:lang w:val="en-US"/>
+        </w:rPr>
+      </w:pPr>
+    </w:p>
+    <w:p>
+      <w:pPr>
+        <w:rPr>
+          <w:lang w:val="en-US"/>
+        </w:rPr>
+      </w:pPr>
+      <w:r>
+        <w:rPr>
+          <w:lang w:val="en-US"/>
+        </w:rPr>
+        <w:t>Day 5 :</w:t>
+      </w:r>
+      <w:r>
         <w:drawing>
-          <wp:inline distT="0" distB="0" distL="0" distR="0" wp14:anchorId="0311192D" wp14:editId="60BCD002">
-            <wp:extent cx="5731510" cy="3528695"/>
+          <wp:inline distT="0" distB="0" distL="0" distR="0" wp14:anchorId="33E4C393" wp14:editId="56A2ABA6">
+            <wp:extent cx="5731510" cy="3410585"/>
             <wp:effectExtent l="0" t="0" r="2540" b="0"/>
-            <wp:docPr id="5" name="Picture 5"/>
+            <wp:docPr id="4" name="Picture 4"/>
             <wp:cNvGraphicFramePr>
               <a:graphicFrameLocks xmlns:a="http://schemas.openxmlformats.org/drawingml/2006/main" noChangeAspect="1"/>
             </wp:cNvGraphicFramePr>
@@ -244,7 +573,7 @@
                   <pic:spPr>
                     <a:xfrm>
                       <a:off x="0" y="0"/>
-                      <a:ext cx="5731510" cy="3528695"/>
+                      <a:ext cx="5731510" cy="3410585"/>
                     </a:xfrm>
                     <a:prstGeom prst="rect">
                       <a:avLst/>
@@ -257,6 +586,235 @@
         </w:drawing>
       </w:r>
     </w:p>
+    <w:p>
+      <w:pPr>
+        <w:rPr>
+          <w:lang w:val="en-US"/>
+        </w:rPr>
+      </w:pPr>
+    </w:p>
+    <w:p>
+      <w:pPr>
+        <w:rPr>
+          <w:lang w:val="en-US"/>
+        </w:rPr>
+      </w:pPr>
+    </w:p>
+    <w:p>
+      <w:pPr>
+        <w:rPr>
+          <w:lang w:val="en-US"/>
+        </w:rPr>
+      </w:pPr>
+      <w:r>
+        <w:rPr>
+          <w:lang w:val="en-US"/>
+        </w:rPr>
+        <w:t>Day 6 :</w:t>
+      </w:r>
+    </w:p>
+    <w:p>
+      <w:r>
+        <w:t xml:space="preserve">L’optimisation faites entre mod_6 et mod_6_old . </w:t>
+      </w:r>
+      <w:r>
+        <w:t xml:space="preserve">L'ancienne version fait </w:t>
+      </w:r>
+      <w:r>
+        <w:rPr>
+          <w:rStyle w:val="Strong"/>
+        </w:rPr>
+        <w:t>N+1 allocations</w:t>
+      </w:r>
+      <w:r>
+        <w:t xml:space="preserve">, traverse les données </w:t>
+      </w:r>
+      <w:r>
+        <w:rPr>
+          <w:rStyle w:val="Strong"/>
+        </w:rPr>
+        <w:t>3-4 fois</w:t>
+      </w:r>
+      <w:r>
+        <w:t>, et fait des conversions inutiles (</w:t>
+      </w:r>
+      <w:r>
+        <w:rPr>
+          <w:rStyle w:val="HTMLCode"/>
+          <w:rFonts w:eastAsiaTheme="minorEastAsia"/>
+        </w:rPr>
+        <w:t>u8 → char → String → u128</w:t>
+      </w:r>
+      <w:r>
+        <w:t xml:space="preserve">). La nouvelle fait </w:t>
+      </w:r>
+      <w:r>
+        <w:rPr>
+          <w:rStyle w:val="Strong"/>
+        </w:rPr>
+        <w:t>1 allocation</w:t>
+      </w:r>
+      <w:r>
+        <w:t xml:space="preserve">, traverse les données </w:t>
+      </w:r>
+      <w:r>
+        <w:rPr>
+          <w:rStyle w:val="Strong"/>
+        </w:rPr>
+        <w:t>2 fois</w:t>
+      </w:r>
+      <w:r>
+        <w:t>, et calcule directement (</w:t>
+      </w:r>
+      <w:r>
+        <w:rPr>
+          <w:rStyle w:val="HTMLCode"/>
+          <w:rFonts w:eastAsiaTheme="minorEastAsia"/>
+        </w:rPr>
+        <w:t>u8 → u128</w:t>
+      </w:r>
+      <w:r>
+        <w:t>).</w:t>
+      </w:r>
+      <w:r>
+        <w:t xml:space="preserve"> </w:t>
+      </w:r>
+    </w:p>
+    <w:p>
+      <w:r>
+        <w:drawing>
+          <wp:anchor distT="0" distB="0" distL="114300" distR="114300" simplePos="0" relativeHeight="251658240" behindDoc="1" locked="0" layoutInCell="1" allowOverlap="1" wp14:anchorId="0888449A" wp14:editId="465308B4">
+            <wp:simplePos x="0" y="0"/>
+            <wp:positionH relativeFrom="margin">
+              <wp:posOffset>3141980</wp:posOffset>
+            </wp:positionH>
+            <wp:positionV relativeFrom="paragraph">
+              <wp:posOffset>254000</wp:posOffset>
+            </wp:positionV>
+            <wp:extent cx="2592070" cy="1374775"/>
+            <wp:effectExtent l="0" t="0" r="0" b="0"/>
+            <wp:wrapTight wrapText="bothSides">
+              <wp:wrapPolygon edited="0">
+                <wp:start x="0" y="0"/>
+                <wp:lineTo x="0" y="21251"/>
+                <wp:lineTo x="21431" y="21251"/>
+                <wp:lineTo x="21431" y="0"/>
+                <wp:lineTo x="0" y="0"/>
+              </wp:wrapPolygon>
+            </wp:wrapTight>
+            <wp:docPr id="6" name="Picture 6"/>
+            <wp:cNvGraphicFramePr>
+              <a:graphicFrameLocks xmlns:a="http://schemas.openxmlformats.org/drawingml/2006/main" noChangeAspect="1"/>
+            </wp:cNvGraphicFramePr>
+            <a:graphic xmlns:a="http://schemas.openxmlformats.org/drawingml/2006/main">
+              <a:graphicData uri="http://schemas.openxmlformats.org/drawingml/2006/picture">
+                <pic:pic xmlns:pic="http://schemas.openxmlformats.org/drawingml/2006/picture">
+                  <pic:nvPicPr>
+                    <pic:cNvPr id="1" name=""/>
+                    <pic:cNvPicPr/>
+                  </pic:nvPicPr>
+                  <pic:blipFill>
+                    <a:blip r:embed="rId8" cstate="print">
+                      <a:extLst>
+                        <a:ext uri="{28A0092B-C50C-407E-A947-70E740481C1C}">
+                          <a14:useLocalDpi xmlns:a14="http://schemas.microsoft.com/office/drawing/2010/main" val="0"/>
+                        </a:ext>
+                      </a:extLst>
+                    </a:blip>
+                    <a:stretch>
+                      <a:fillRect/>
+                    </a:stretch>
+                  </pic:blipFill>
+                  <pic:spPr>
+                    <a:xfrm>
+                      <a:off x="0" y="0"/>
+                      <a:ext cx="2592070" cy="1374775"/>
+                    </a:xfrm>
+                    <a:prstGeom prst="rect">
+                      <a:avLst/>
+                    </a:prstGeom>
+                  </pic:spPr>
+                </pic:pic>
+              </a:graphicData>
+            </a:graphic>
+            <wp14:sizeRelH relativeFrom="margin">
+              <wp14:pctWidth>0</wp14:pctWidth>
+            </wp14:sizeRelH>
+            <wp14:sizeRelV relativeFrom="margin">
+              <wp14:pctHeight>0</wp14:pctHeight>
+            </wp14:sizeRelV>
+          </wp:anchor>
+        </w:drawing>
+      </w:r>
+      <w:r>
+        <w:t>Old day 6 :</w:t>
+      </w:r>
+      <w:r>
+        <w:tab/>
+      </w:r>
+      <w:r>
+        <w:tab/>
+      </w:r>
+      <w:r>
+        <w:tab/>
+      </w:r>
+      <w:r>
+        <w:tab/>
+      </w:r>
+      <w:r>
+        <w:tab/>
+      </w:r>
+      <w:r>
+        <w:tab/>
+        <w:t>New day 6 :</w:t>
+      </w:r>
+    </w:p>
+    <w:p>
+      <w:r>
+        <w:drawing>
+          <wp:inline distT="0" distB="0" distL="0" distR="0" wp14:anchorId="55BCF643" wp14:editId="6EE5AD9B">
+            <wp:extent cx="2659852" cy="1354975"/>
+            <wp:effectExtent l="0" t="0" r="7620" b="0"/>
+            <wp:docPr id="7" name="Picture 7"/>
+            <wp:cNvGraphicFramePr>
+              <a:graphicFrameLocks xmlns:a="http://schemas.openxmlformats.org/drawingml/2006/main" noChangeAspect="1"/>
+            </wp:cNvGraphicFramePr>
+            <a:graphic xmlns:a="http://schemas.openxmlformats.org/drawingml/2006/main">
+              <a:graphicData uri="http://schemas.openxmlformats.org/drawingml/2006/picture">
+                <pic:pic xmlns:pic="http://schemas.openxmlformats.org/drawingml/2006/picture">
+                  <pic:nvPicPr>
+                    <pic:cNvPr id="1" name=""/>
+                    <pic:cNvPicPr/>
+                  </pic:nvPicPr>
+                  <pic:blipFill>
+                    <a:blip r:embed="rId9"/>
+                    <a:stretch>
+                      <a:fillRect/>
+                    </a:stretch>
+                  </pic:blipFill>
+                  <pic:spPr>
+                    <a:xfrm>
+                      <a:off x="0" y="0"/>
+                      <a:ext cx="2668098" cy="1359176"/>
+                    </a:xfrm>
+                    <a:prstGeom prst="rect">
+                      <a:avLst/>
+                    </a:prstGeom>
+                  </pic:spPr>
+                </pic:pic>
+              </a:graphicData>
+            </a:graphic>
+          </wp:inline>
+        </w:drawing>
+      </w:r>
+    </w:p>
+    <w:p/>
+    <w:p>
+      <w:r>
+        <w:t>Changement fait au niveau de la fonction pad_grid_flat (line 11)</w:t>
+      </w:r>
+    </w:p>
+    <w:p/>
     <w:sectPr>
       <w:pgSz w:w="11906" w:h="16838"/>
       <w:pgMar w:top="1440" w:right="1440" w:bottom="1440" w:left="1440" w:header="708" w:footer="708" w:gutter="0"/>
@@ -695,6 +1253,30 @@
     <w:semiHidden/>
     <w:unhideWhenUsed/>
   </w:style>
+  <w:style w:type="character" w:styleId="Strong">
+    <w:name w:val="Strong"/>
+    <w:basedOn w:val="DefaultParagraphFont"/>
+    <w:uiPriority w:val="22"/>
+    <w:qFormat/>
+    <w:rsid w:val="0047411C"/>
+    <w:rPr>
+      <w:b/>
+      <w:bCs/>
+    </w:rPr>
+  </w:style>
+  <w:style w:type="character" w:styleId="HTMLCode">
+    <w:name w:val="HTML Code"/>
+    <w:basedOn w:val="DefaultParagraphFont"/>
+    <w:uiPriority w:val="99"/>
+    <w:semiHidden/>
+    <w:unhideWhenUsed/>
+    <w:rsid w:val="0047411C"/>
+    <w:rPr>
+      <w:rFonts w:ascii="Courier New" w:eastAsia="Times New Roman" w:hAnsi="Courier New" w:cs="Courier New"/>
+      <w:sz w:val="20"/>
+      <w:szCs w:val="20"/>
+    </w:rPr>
+  </w:style>
 </w:styles>
 </file>
 
